--- a/CÔNG TY TNHH VĨNH HIỆP THUẬN/VinhHiepThuan_ThayDoi_CSH_DDPL/Hop_dong_chuyen_nhuong.docx
+++ b/CÔNG TY TNHH VĨNH HIỆP THUẬN/VinhHiepThuan_ThayDoi_CSH_DDPL/Hop_dong_chuyen_nhuong.docx
@@ -148,17 +148,45 @@
           <w:rFonts w:ascii="Times New Roman" w:hAnsi="Times New Roman"/>
           <w:sz w:val="26"/>
         </w:rPr>
-        <w:t xml:space="preserve">Hôm nay, ngày ... tháng ... năm </w:t>
-      </w:r>
-      <w:r>
-        <w:rPr>
-          <w:rFonts w:ascii="Times New Roman" w:hAnsi="Times New Roman"/>
-          <w:sz w:val="26"/>
-        </w:rPr>
-        <w:t>2026</w:t>
+        <w:t xml:space="preserve">Hôm nay, ngày </w:t>
+      </w:r>
+      <w:r>
+        <w:rPr>
+          <w:rFonts w:ascii="Times New Roman" w:hAnsi="Times New Roman"/>
+          <w:sz w:val="26"/>
+        </w:rPr>
+        <w:t xml:space="preserve"> </w:t>
+      </w:r>
+      <w:r>
+        <w:rPr>
+          <w:rFonts w:ascii="Times New Roman" w:hAnsi="Times New Roman"/>
+          <w:sz w:val="26"/>
+        </w:rPr>
+        <w:t xml:space="preserve"> tháng </w:t>
+      </w:r>
+      <w:r>
+        <w:rPr>
+          <w:rFonts w:ascii="Times New Roman" w:hAnsi="Times New Roman"/>
+          <w:sz w:val="26"/>
+        </w:rPr>
+        <w:t xml:space="preserve"> </w:t>
       </w:r>
       <w:bookmarkStart w:id="0" w:name="_GoBack"/>
       <w:bookmarkEnd w:id="0"/>
+      <w:r>
+        <w:rPr>
+          <w:rFonts w:ascii="Times New Roman" w:hAnsi="Times New Roman"/>
+          <w:sz w:val="26"/>
+        </w:rPr>
+        <w:t xml:space="preserve">năm </w:t>
+      </w:r>
+      <w:r>
+        <w:rPr>
+          <w:rFonts w:ascii="Times New Roman" w:hAnsi="Times New Roman"/>
+          <w:sz w:val="26"/>
+        </w:rPr>
+        <w:t>2026</w:t>
+      </w:r>
       <w:r>
         <w:rPr>
           <w:rFonts w:ascii="Times New Roman" w:hAnsi="Times New Roman"/>
@@ -1501,7 +1529,35 @@
                 <w:sz w:val="24"/>
               </w:rPr>
               <w:br/>
-              <w:t xml:space="preserve">(ngày ... tháng ... năm </w:t>
+              <w:t xml:space="preserve">(ngày </w:t>
+            </w:r>
+            <w:r>
+              <w:rPr>
+                <w:rFonts w:ascii="Times New Roman" w:hAnsi="Times New Roman"/>
+                <w:sz w:val="24"/>
+              </w:rPr>
+              <w:t xml:space="preserve"> </w:t>
+            </w:r>
+            <w:r>
+              <w:rPr>
+                <w:rFonts w:ascii="Times New Roman" w:hAnsi="Times New Roman"/>
+                <w:sz w:val="24"/>
+              </w:rPr>
+              <w:t xml:space="preserve">tháng </w:t>
+            </w:r>
+            <w:r>
+              <w:rPr>
+                <w:rFonts w:ascii="Times New Roman" w:hAnsi="Times New Roman"/>
+                <w:sz w:val="24"/>
+              </w:rPr>
+              <w:t xml:space="preserve">  </w:t>
+            </w:r>
+            <w:r>
+              <w:rPr>
+                <w:rFonts w:ascii="Times New Roman" w:hAnsi="Times New Roman"/>
+                <w:sz w:val="24"/>
+              </w:rPr>
+              <w:t xml:space="preserve">năm </w:t>
             </w:r>
             <w:r>
               <w:rPr>
@@ -2674,7 +2730,7 @@
 </file>
 
 <file path=customXml/itemProps1.xml><?xml version="1.0" encoding="utf-8"?>
-<ds:datastoreItem xmlns:ds="http://schemas.openxmlformats.org/officeDocument/2006/customXml" ds:itemID="{5104A111-E6E8-4EA9-889A-45A6577AAAA4}">
+<ds:datastoreItem xmlns:ds="http://schemas.openxmlformats.org/officeDocument/2006/customXml" ds:itemID="{4F519B60-B209-44D8-85F4-4B3B86C79FE5}">
   <ds:schemaRefs>
     <ds:schemaRef ds:uri="http://schemas.openxmlformats.org/officeDocument/2006/bibliography"/>
   </ds:schemaRefs>
